--- a/pr-preview/pr-55/Your-Book-Title-tracked-changes.docx
+++ b/pr-preview/pr-55/Your-Book-Title-tracked-changes.docx
@@ -2232,7 +2232,7 @@
           <w:numId w:val="1004"/>
         </w:numPr>
       </w:pPr>
-      <w:ins w:id="79" w:author="d-morrison" w:date="2026-09-14T22:33:43Z">
+      <w:ins w:id="79" w:author="d-morrison" w:date="2026-09-14T22:36:16Z">
         <w:r>
           <w:rPr>
             <w:b/>
@@ -2241,12 +2241,12 @@
           <w:t xml:space="preserve">Branch:</w:t>
         </w:r>
       </w:ins>
-      <w:ins w:id="79" w:author="d-morrison" w:date="2026-09-14T22:33:43Z">
+      <w:ins w:id="79" w:author="d-morrison" w:date="2026-09-14T22:36:16Z">
         <w:r>
           <w:t xml:space="preserve"> </w:t>
         </w:r>
       </w:ins>
-      <w:ins w:id="79" w:author="d-morrison" w:date="2026-09-14T22:33:43Z">
+      <w:ins w:id="79" w:author="d-morrison" w:date="2026-09-14T22:36:16Z">
         <w:r>
           <w:t xml:space="preserve">claude/add-gha-workflows</w:t>
         </w:r>
@@ -2260,7 +2260,7 @@
           <w:numId w:val="1004"/>
         </w:numPr>
       </w:pPr>
-      <w:ins w:id="80" w:author="d-morrison" w:date="2026-09-14T22:33:43Z">
+      <w:ins w:id="80" w:author="d-morrison" w:date="2026-09-14T22:36:16Z">
         <w:r>
           <w:rPr>
             <w:b/>
@@ -2269,14 +2269,14 @@
           <w:t xml:space="preserve">Commit:</w:t>
         </w:r>
       </w:ins>
-      <w:ins w:id="80" w:author="d-morrison" w:date="2026-09-14T22:33:43Z">
+      <w:ins w:id="80" w:author="d-morrison" w:date="2026-09-14T22:36:16Z">
         <w:r>
           <w:t xml:space="preserve"> </w:t>
         </w:r>
       </w:ins>
-      <w:ins w:id="80" w:author="d-morrison" w:date="2026-09-14T22:33:43Z">
+      <w:ins w:id="80" w:author="d-morrison" w:date="2026-09-14T22:36:16Z">
         <w:r>
-          <w:t xml:space="preserve">faa8afe</w:t>
+          <w:t xml:space="preserve">2cf20b3</w:t>
         </w:r>
       </w:ins>
     </w:p>
@@ -2288,7 +2288,7 @@
           <w:numId w:val="1004"/>
         </w:numPr>
       </w:pPr>
-      <w:ins w:id="81" w:author="d-morrison" w:date="2026-09-14T22:33:43Z">
+      <w:ins w:id="81" w:author="d-morrison" w:date="2026-09-14T22:36:16Z">
         <w:r>
           <w:rPr>
             <w:b/>
@@ -2297,14 +2297,14 @@
           <w:t xml:space="preserve">Full commit hash:</w:t>
         </w:r>
       </w:ins>
-      <w:ins w:id="81" w:author="d-morrison" w:date="2026-09-14T22:33:43Z">
+      <w:ins w:id="81" w:author="d-morrison" w:date="2026-09-14T22:36:16Z">
         <w:r>
           <w:t xml:space="preserve"> </w:t>
         </w:r>
       </w:ins>
-      <w:ins w:id="81" w:author="d-morrison" w:date="2026-09-14T22:33:43Z">
+      <w:ins w:id="81" w:author="d-morrison" w:date="2026-09-14T22:36:16Z">
         <w:r>
-          <w:t xml:space="preserve">faa8afe058051df07051f18c87eb7356a3e5661e</w:t>
+          <w:t xml:space="preserve">2cf20b352edfdf59c0c9ec4d05fa591d10fafb7c</w:t>
         </w:r>
       </w:ins>
     </w:p>
@@ -2316,7 +2316,7 @@
           <w:numId w:val="1004"/>
         </w:numPr>
       </w:pPr>
-      <w:ins w:id="82" w:author="d-morrison" w:date="2026-09-14T22:33:43Z">
+      <w:ins w:id="82" w:author="d-morrison" w:date="2026-09-14T22:36:16Z">
         <w:r>
           <w:rPr>
             <w:b/>
@@ -2325,14 +2325,14 @@
           <w:t xml:space="preserve">Commit date:</w:t>
         </w:r>
       </w:ins>
-      <w:ins w:id="82" w:author="d-morrison" w:date="2026-09-14T22:33:43Z">
+      <w:ins w:id="82" w:author="d-morrison" w:date="2026-09-14T22:36:16Z">
         <w:r>
           <w:t xml:space="preserve"> </w:t>
         </w:r>
       </w:ins>
-      <w:ins w:id="82" w:author="d-morrison" w:date="2026-09-14T22:33:43Z">
+      <w:ins w:id="82" w:author="d-morrison" w:date="2026-09-14T22:36:16Z">
         <w:r>
-          <w:t xml:space="preserve">2026-09-14 15:31:02 -0700</w:t>
+          <w:t xml:space="preserve">2026-09-14 22:33:16 +0000</w:t>
         </w:r>
       </w:ins>
     </w:p>

--- a/pr-preview/pr-55/Your-Book-Title-tracked-changes.docx
+++ b/pr-preview/pr-55/Your-Book-Title-tracked-changes.docx
@@ -2232,7 +2232,7 @@
           <w:numId w:val="1004"/>
         </w:numPr>
       </w:pPr>
-      <w:ins w:id="79" w:author="d-morrison" w:date="2026-09-14T22:36:16Z">
+      <w:ins w:id="79" w:author="claude[bot]" w:date="2026-09-14T22:49:47Z">
         <w:r>
           <w:rPr>
             <w:b/>
@@ -2241,12 +2241,12 @@
           <w:t xml:space="preserve">Branch:</w:t>
         </w:r>
       </w:ins>
-      <w:ins w:id="79" w:author="d-morrison" w:date="2026-09-14T22:36:16Z">
+      <w:ins w:id="79" w:author="claude[bot]" w:date="2026-09-14T22:49:47Z">
         <w:r>
           <w:t xml:space="preserve"> </w:t>
         </w:r>
       </w:ins>
-      <w:ins w:id="79" w:author="d-morrison" w:date="2026-09-14T22:36:16Z">
+      <w:ins w:id="79" w:author="claude[bot]" w:date="2026-09-14T22:49:47Z">
         <w:r>
           <w:t xml:space="preserve">claude/add-gha-workflows</w:t>
         </w:r>
@@ -2260,7 +2260,7 @@
           <w:numId w:val="1004"/>
         </w:numPr>
       </w:pPr>
-      <w:ins w:id="80" w:author="d-morrison" w:date="2026-09-14T22:36:16Z">
+      <w:ins w:id="80" w:author="claude[bot]" w:date="2026-09-14T22:49:47Z">
         <w:r>
           <w:rPr>
             <w:b/>
@@ -2269,14 +2269,14 @@
           <w:t xml:space="preserve">Commit:</w:t>
         </w:r>
       </w:ins>
-      <w:ins w:id="80" w:author="d-morrison" w:date="2026-09-14T22:36:16Z">
+      <w:ins w:id="80" w:author="claude[bot]" w:date="2026-09-14T22:49:47Z">
         <w:r>
           <w:t xml:space="preserve"> </w:t>
         </w:r>
       </w:ins>
-      <w:ins w:id="80" w:author="d-morrison" w:date="2026-09-14T22:36:16Z">
+      <w:ins w:id="80" w:author="claude[bot]" w:date="2026-09-14T22:49:47Z">
         <w:r>
-          <w:t xml:space="preserve">2cf20b3</w:t>
+          <w:t xml:space="preserve">8cfa474</w:t>
         </w:r>
       </w:ins>
     </w:p>
@@ -2288,7 +2288,7 @@
           <w:numId w:val="1004"/>
         </w:numPr>
       </w:pPr>
-      <w:ins w:id="81" w:author="d-morrison" w:date="2026-09-14T22:36:16Z">
+      <w:ins w:id="81" w:author="claude[bot]" w:date="2026-09-14T22:49:47Z">
         <w:r>
           <w:rPr>
             <w:b/>
@@ -2297,14 +2297,14 @@
           <w:t xml:space="preserve">Full commit hash:</w:t>
         </w:r>
       </w:ins>
-      <w:ins w:id="81" w:author="d-morrison" w:date="2026-09-14T22:36:16Z">
+      <w:ins w:id="81" w:author="claude[bot]" w:date="2026-09-14T22:49:47Z">
         <w:r>
           <w:t xml:space="preserve"> </w:t>
         </w:r>
       </w:ins>
-      <w:ins w:id="81" w:author="d-morrison" w:date="2026-09-14T22:36:16Z">
+      <w:ins w:id="81" w:author="claude[bot]" w:date="2026-09-14T22:49:47Z">
         <w:r>
-          <w:t xml:space="preserve">2cf20b352edfdf59c0c9ec4d05fa591d10fafb7c</w:t>
+          <w:t xml:space="preserve">8cfa474cf67b3b569e071b6bfc1b44319ddefaa8</w:t>
         </w:r>
       </w:ins>
     </w:p>
@@ -2316,7 +2316,7 @@
           <w:numId w:val="1004"/>
         </w:numPr>
       </w:pPr>
-      <w:ins w:id="82" w:author="d-morrison" w:date="2026-09-14T22:36:16Z">
+      <w:ins w:id="82" w:author="claude[bot]" w:date="2026-09-14T22:49:47Z">
         <w:r>
           <w:rPr>
             <w:b/>
@@ -2325,14 +2325,14 @@
           <w:t xml:space="preserve">Commit date:</w:t>
         </w:r>
       </w:ins>
-      <w:ins w:id="82" w:author="d-morrison" w:date="2026-09-14T22:36:16Z">
+      <w:ins w:id="82" w:author="claude[bot]" w:date="2026-09-14T22:49:47Z">
         <w:r>
           <w:t xml:space="preserve"> </w:t>
         </w:r>
       </w:ins>
-      <w:ins w:id="82" w:author="d-morrison" w:date="2026-09-14T22:36:16Z">
+      <w:ins w:id="82" w:author="claude[bot]" w:date="2026-09-14T22:49:47Z">
         <w:r>
-          <w:t xml:space="preserve">2026-09-14 22:33:16 +0000</w:t>
+          <w:t xml:space="preserve">2026-09-14 22:47:20 +0000</w:t>
         </w:r>
       </w:ins>
     </w:p>

--- a/pr-preview/pr-55/Your-Book-Title-tracked-changes.docx
+++ b/pr-preview/pr-55/Your-Book-Title-tracked-changes.docx
@@ -2232,7 +2232,7 @@
           <w:numId w:val="1004"/>
         </w:numPr>
       </w:pPr>
-      <w:ins w:id="79" w:author="claude[bot]" w:date="2026-09-14T22:49:47Z">
+      <w:ins w:id="79" w:author="d-morrison" w:date="2026-09-14T22:51:55Z">
         <w:r>
           <w:rPr>
             <w:b/>
@@ -2241,12 +2241,12 @@
           <w:t xml:space="preserve">Branch:</w:t>
         </w:r>
       </w:ins>
-      <w:ins w:id="79" w:author="claude[bot]" w:date="2026-09-14T22:49:47Z">
+      <w:ins w:id="79" w:author="d-morrison" w:date="2026-09-14T22:51:55Z">
         <w:r>
           <w:t xml:space="preserve"> </w:t>
         </w:r>
       </w:ins>
-      <w:ins w:id="79" w:author="claude[bot]" w:date="2026-09-14T22:49:47Z">
+      <w:ins w:id="79" w:author="d-morrison" w:date="2026-09-14T22:51:55Z">
         <w:r>
           <w:t xml:space="preserve">claude/add-gha-workflows</w:t>
         </w:r>
@@ -2260,7 +2260,7 @@
           <w:numId w:val="1004"/>
         </w:numPr>
       </w:pPr>
-      <w:ins w:id="80" w:author="claude[bot]" w:date="2026-09-14T22:49:47Z">
+      <w:ins w:id="80" w:author="d-morrison" w:date="2026-09-14T22:51:55Z">
         <w:r>
           <w:rPr>
             <w:b/>
@@ -2269,14 +2269,14 @@
           <w:t xml:space="preserve">Commit:</w:t>
         </w:r>
       </w:ins>
-      <w:ins w:id="80" w:author="claude[bot]" w:date="2026-09-14T22:49:47Z">
+      <w:ins w:id="80" w:author="d-morrison" w:date="2026-09-14T22:51:55Z">
         <w:r>
           <w:t xml:space="preserve"> </w:t>
         </w:r>
       </w:ins>
-      <w:ins w:id="80" w:author="claude[bot]" w:date="2026-09-14T22:49:47Z">
+      <w:ins w:id="80" w:author="d-morrison" w:date="2026-09-14T22:51:55Z">
         <w:r>
-          <w:t xml:space="preserve">8cfa474</w:t>
+          <w:t xml:space="preserve">e005dc1</w:t>
         </w:r>
       </w:ins>
     </w:p>
@@ -2288,7 +2288,7 @@
           <w:numId w:val="1004"/>
         </w:numPr>
       </w:pPr>
-      <w:ins w:id="81" w:author="claude[bot]" w:date="2026-09-14T22:49:47Z">
+      <w:ins w:id="81" w:author="d-morrison" w:date="2026-09-14T22:51:55Z">
         <w:r>
           <w:rPr>
             <w:b/>
@@ -2297,14 +2297,14 @@
           <w:t xml:space="preserve">Full commit hash:</w:t>
         </w:r>
       </w:ins>
-      <w:ins w:id="81" w:author="claude[bot]" w:date="2026-09-14T22:49:47Z">
+      <w:ins w:id="81" w:author="d-morrison" w:date="2026-09-14T22:51:55Z">
         <w:r>
           <w:t xml:space="preserve"> </w:t>
         </w:r>
       </w:ins>
-      <w:ins w:id="81" w:author="claude[bot]" w:date="2026-09-14T22:49:47Z">
+      <w:ins w:id="81" w:author="d-morrison" w:date="2026-09-14T22:51:55Z">
         <w:r>
-          <w:t xml:space="preserve">8cfa474cf67b3b569e071b6bfc1b44319ddefaa8</w:t>
+          <w:t xml:space="preserve">e005dc12ecf1a946a1f825707ecc99a781634a43</w:t>
         </w:r>
       </w:ins>
     </w:p>
@@ -2316,7 +2316,7 @@
           <w:numId w:val="1004"/>
         </w:numPr>
       </w:pPr>
-      <w:ins w:id="82" w:author="claude[bot]" w:date="2026-09-14T22:49:47Z">
+      <w:ins w:id="82" w:author="d-morrison" w:date="2026-09-14T22:51:55Z">
         <w:r>
           <w:rPr>
             <w:b/>
@@ -2325,14 +2325,14 @@
           <w:t xml:space="preserve">Commit date:</w:t>
         </w:r>
       </w:ins>
-      <w:ins w:id="82" w:author="claude[bot]" w:date="2026-09-14T22:49:47Z">
+      <w:ins w:id="82" w:author="d-morrison" w:date="2026-09-14T22:51:55Z">
         <w:r>
           <w:t xml:space="preserve"> </w:t>
         </w:r>
       </w:ins>
-      <w:ins w:id="82" w:author="claude[bot]" w:date="2026-09-14T22:49:47Z">
+      <w:ins w:id="82" w:author="d-morrison" w:date="2026-09-14T22:51:55Z">
         <w:r>
-          <w:t xml:space="preserve">2026-09-14 22:47:20 +0000</w:t>
+          <w:t xml:space="preserve">2026-09-14 22:49:09 +0000</w:t>
         </w:r>
       </w:ins>
     </w:p>
